--- a/docs/docs/hallazgos_validacion.docx
+++ b/docs/docs/hallazgos_validacion.docx
@@ -2,7 +2,7 @@
 <file path=word/document.xml><?xml version="1.0" encoding="utf-8"?>
 <w:document xmlns:w="http://schemas.openxmlformats.org/wordprocessingml/2006/main" xmlns:m="http://schemas.openxmlformats.org/officeDocument/2006/math" xmlns:r="http://schemas.openxmlformats.org/officeDocument/2006/relationships" xmlns:o="urn:schemas-microsoft-com:office:office" xmlns:v="urn:schemas-microsoft-com:vml" xmlns:w10="urn:schemas-microsoft-com:office:word" xmlns:a="http://schemas.openxmlformats.org/drawingml/2006/main" xmlns:pic="http://schemas.openxmlformats.org/drawingml/2006/picture" xmlns:wp="http://schemas.openxmlformats.org/drawingml/2006/wordprocessingDrawing">
   <w:body>
-    <w:bookmarkStart w:id="18" w:name="hallazgos-de-validación-del-modelo"/>
+    <w:bookmarkStart w:id="19" w:name="hallazgos-de-validación-del-modelo"/>
     <w:p>
       <w:pPr>
         <w:pStyle w:val="Heading1"/>
@@ -1644,7 +1644,7 @@
       </w:r>
     </w:p>
     <w:bookmarkEnd w:id="13"/>
-    <w:bookmarkStart w:id="17" w:name="figuras-disponibles-para-la-presentación"/>
+    <w:bookmarkStart w:id="18" w:name="figuras-disponibles-para-la-presentación"/>
     <w:p>
       <w:pPr>
         <w:pStyle w:val="Heading2"/>
@@ -1984,23 +1984,112 @@
               <w:pStyle w:val="Compact"/>
             </w:pPr>
             <w:r>
-              <w:t xml:space="preserve">El contenido es el más valioso del proyecto —los factores cambian según el departamento— pero los ejes llevan nombres de variable ENDES (</w:t>
+              <w:t xml:space="preserve">Versión original, con los ejes rotulados en nomenclatura ENDES. Sustituida para el panel por la que genera</w:t>
+            </w:r>
+            <w:r>
+              <w:t xml:space="preserve"> </w:t>
             </w:r>
             <w:r>
               <w:rPr>
                 <w:rStyle w:val="VerbatimChar"/>
               </w:rPr>
-              <w:t xml:space="preserve">HV271_Factor_de_puntuacion...</w:t>
-            </w:r>
-            <w:r>
-              <w:t xml:space="preserve">) y resulta ilegible para quien no conoce el diccionario. Conviene rehacerla con etiquetas en lenguaje natural y menos columnas</w:t>
+              <w:t xml:space="preserve">mnp/plots_panel.py</w:t>
             </w:r>
           </w:p>
         </w:tc>
       </w:tr>
     </w:tbl>
     <w:bookmarkEnd w:id="15"/>
-    <w:bookmarkStart w:id="16" w:name="no-recomendadas-para-esta-sesión"/>
+    <w:bookmarkStart w:id="16" w:name="regenerada-para-el-panel"/>
+    <w:p>
+      <w:pPr>
+        <w:pStyle w:val="Heading3"/>
+      </w:pPr>
+      <w:r>
+        <w:t xml:space="preserve">Regenerada para el panel</w:t>
+      </w:r>
+    </w:p>
+    <w:p>
+      <w:pPr>
+        <w:pStyle w:val="FirstParagraph"/>
+      </w:pPr>
+      <w:r>
+        <w:rPr>
+          <w:rStyle w:val="VerbatimChar"/>
+        </w:rPr>
+        <w:t xml:space="preserve">mnp/plots_panel.py</w:t>
+      </w:r>
+      <w:r>
+        <w:t xml:space="preserve"> </w:t>
+      </w:r>
+      <w:r>
+        <w:t xml:space="preserve">produce</w:t>
+      </w:r>
+      <w:r>
+        <w:t xml:space="preserve"> </w:t>
+      </w:r>
+      <w:r>
+        <w:rPr>
+          <w:rStyle w:val="VerbatimChar"/>
+        </w:rPr>
+        <w:t xml:space="preserve">reports/figures/panel/mapa_riesgo_departamental.png</w:t>
+      </w:r>
+      <w:r>
+        <w:t xml:space="preserve">, que es la versión</w:t>
+      </w:r>
+      <w:r>
+        <w:t xml:space="preserve"> </w:t>
+      </w:r>
+      <w:r>
+        <w:t xml:space="preserve">del mapa de calor incorporada a la presentación. Frente a la original: los factores se rotulan en</w:t>
+      </w:r>
+      <w:r>
+        <w:t xml:space="preserve"> </w:t>
+      </w:r>
+      <w:r>
+        <w:t xml:space="preserve">lenguaje sanitario («Pobreza del hogar» en lugar de</w:t>
+      </w:r>
+      <w:r>
+        <w:t xml:space="preserve"> </w:t>
+      </w:r>
+      <w:r>
+        <w:rPr>
+          <w:rStyle w:val="VerbatimChar"/>
+        </w:rPr>
+        <w:t xml:space="preserve">HV271_Factor_de_puntuacion_del_indice_de_riqueza</w:t>
+      </w:r>
+      <w:r>
+        <w:t xml:space="preserve">),</w:t>
+      </w:r>
+      <w:r>
+        <w:t xml:space="preserve"> </w:t>
+      </w:r>
+      <w:r>
+        <w:t xml:space="preserve">se muestran los diez de mayor importancia en el modelo en lugar de quince, los departamentos se agrupan</w:t>
+      </w:r>
+      <w:r>
+        <w:t xml:space="preserve"> </w:t>
+      </w:r>
+      <w:r>
+        <w:t xml:space="preserve">por región natural con separadores, y el formato es apaisado para ocupar una diapositiva completa.</w:t>
+      </w:r>
+    </w:p>
+    <w:p>
+      <w:pPr>
+        <w:pStyle w:val="BodyText"/>
+      </w:pPr>
+      <w:r>
+        <w:t xml:space="preserve">Las columnas se eligen por la importancia que les asigna el modelo, no por su media en el csv: los</w:t>
+      </w:r>
+      <w:r>
+        <w:t xml:space="preserve"> </w:t>
+      </w:r>
+      <w:r>
+        <w:t xml:space="preserve">valores vienen normalizados por departamento y promediarlos no distingue entre factores.</w:t>
+      </w:r>
+    </w:p>
+    <w:bookmarkEnd w:id="16"/>
+    <w:bookmarkStart w:id="17" w:name="no-recomendadas-para-esta-sesión"/>
     <w:p>
       <w:pPr>
         <w:pStyle w:val="Heading3"/>
@@ -2098,9 +2187,9 @@
         <w:t xml:space="preserve">interfaz en funcionamiento.</w:t>
       </w:r>
     </w:p>
-    <w:bookmarkEnd w:id="16"/>
     <w:bookmarkEnd w:id="17"/>
     <w:bookmarkEnd w:id="18"/>
+    <w:bookmarkEnd w:id="19"/>
     <w:sectPr>
       <w:footnotePr>
         <w:numRestart w:val="eachSect"/>
